--- a/Backend/Director_Disclosure/Output_Disclosures/2024-25/PARAMPUJYA_SOLAR_ENERGY_LIMITED/MBP-1/MBP1_DHAVAL_BHAVIKBHAI_SHAH_02320719.docx
+++ b/Backend/Director_Disclosure/Output_Disclosures/2024-25/PARAMPUJYA_SOLAR_ENERGY_LIMITED/MBP-1/MBP1_DHAVAL_BHAVIKBHAI_SHAH_02320719.docx
@@ -93,152 +93,17 @@
     </w:p>
     <w:p>
       <w:pPr>
-        <w:spacing w:before="0" w:after="0"/>
-        <w:jc w:val="left"/>
-      </w:pPr>
-      <w:r>
-        <w:rPr>
-          <w:rFonts w:ascii="Adani" w:hAnsi="Adani"/>
-          <w:b w:val="0"/>
-          <w:sz w:val="20"/>
-          <w:u w:val="none"/>
-        </w:rPr>
-        <w:t>PRAYATNA DEVELOPERS LIMITED</w:t>
-      </w:r>
-    </w:p>
-    <w:p>
-      <w:pPr>
-        <w:spacing w:before="0" w:after="0"/>
-        <w:jc w:val="left"/>
-      </w:pPr>
-      <w:r>
-        <w:rPr>
-          <w:rFonts w:ascii="Adani" w:hAnsi="Adani"/>
-          <w:b w:val="0"/>
-          <w:sz w:val="20"/>
-          <w:u w:val="none"/>
-        </w:rPr>
-        <w:t>PARAMPUJYA SOLAR ENERGY LIMITED</w:t>
-      </w:r>
-    </w:p>
-    <w:p>
-      <w:pPr>
-        <w:spacing w:before="0" w:after="0"/>
-        <w:jc w:val="left"/>
-      </w:pPr>
-      <w:r>
-        <w:rPr>
-          <w:rFonts w:ascii="Adani" w:hAnsi="Adani"/>
-          <w:b w:val="0"/>
-          <w:sz w:val="20"/>
-          <w:u w:val="none"/>
-        </w:rPr>
-        <w:t>ADANI RENEWABLE ENERGY HOLDING FIVE LIMITED</w:t>
-      </w:r>
-    </w:p>
-    <w:p>
-      <w:pPr>
-        <w:spacing w:before="0" w:after="0"/>
-        <w:jc w:val="left"/>
-      </w:pPr>
-      <w:r>
-        <w:rPr>
-          <w:rFonts w:ascii="Adani" w:hAnsi="Adani"/>
-          <w:b w:val="0"/>
-          <w:sz w:val="20"/>
-          <w:u w:val="none"/>
-        </w:rPr>
-        <w:t>ADANI AGRI LOGISTICS (DEWAS) LIMITED</w:t>
-      </w:r>
-    </w:p>
-    <w:p>
-      <w:pPr>
-        <w:spacing w:before="0" w:after="0"/>
-        <w:jc w:val="left"/>
-      </w:pPr>
-      <w:r>
-        <w:rPr>
-          <w:rFonts w:ascii="Adani" w:hAnsi="Adani"/>
-          <w:b w:val="0"/>
-          <w:sz w:val="20"/>
-          <w:u w:val="none"/>
-        </w:rPr>
-        <w:t>ADANI AGRI LOGISTICS (UJJAIN) LIMITED</w:t>
-      </w:r>
-    </w:p>
-    <w:p>
-      <w:pPr>
-        <w:spacing w:before="0" w:after="0"/>
-        <w:jc w:val="left"/>
-      </w:pPr>
-      <w:r>
-        <w:rPr>
-          <w:rFonts w:ascii="Adani" w:hAnsi="Adani"/>
-          <w:b w:val="0"/>
-          <w:sz w:val="20"/>
-          <w:u w:val="none"/>
-        </w:rPr>
-        <w:t>ADANI AGRI LOGISTICS (SATNA) LIMITED</w:t>
-      </w:r>
-    </w:p>
-    <w:p>
-      <w:pPr>
-        <w:spacing w:before="0" w:after="0"/>
-        <w:jc w:val="left"/>
-      </w:pPr>
-      <w:r>
-        <w:rPr>
-          <w:rFonts w:ascii="Adani" w:hAnsi="Adani"/>
-          <w:b w:val="0"/>
-          <w:sz w:val="20"/>
-          <w:u w:val="none"/>
-        </w:rPr>
-        <w:t>ADANI AGRI LOGISTICS (HOSHANGABAD) LIMITED</w:t>
-      </w:r>
-    </w:p>
-    <w:p>
-      <w:pPr>
-        <w:spacing w:before="0" w:after="0"/>
-        <w:jc w:val="left"/>
-      </w:pPr>
-      <w:r>
-        <w:rPr>
-          <w:rFonts w:ascii="Adani" w:hAnsi="Adani"/>
-          <w:b w:val="0"/>
-          <w:sz w:val="20"/>
-          <w:u w:val="none"/>
-        </w:rPr>
-        <w:t>ADANI AGRI LOGISTICS (HARDA) LIMITED</w:t>
-      </w:r>
-    </w:p>
-    <w:p>
-      <w:pPr>
-        <w:spacing w:before="0" w:after="0"/>
-        <w:jc w:val="left"/>
-      </w:pPr>
-      <w:r>
-        <w:rPr>
-          <w:rFonts w:ascii="Adani" w:hAnsi="Adani"/>
-          <w:b w:val="0"/>
-          <w:sz w:val="20"/>
-          <w:u w:val="none"/>
-        </w:rPr>
-        <w:t>ADANI AGRI LOGISTICS (MP) LIMITED</w:t>
-      </w:r>
-    </w:p>
-    <w:p>
-      <w:pPr>
         <w:spacing w:before="0" w:after="160"/>
         <w:jc w:val="left"/>
       </w:pPr>
       <w:r>
         <w:rPr>
           <w:rFonts w:ascii="Adani" w:hAnsi="Adani"/>
-          <w:b w:val="0"/>
+          <w:b/>
           <w:sz w:val="20"/>
           <w:u w:val="none"/>
         </w:rPr>
-        <w:t>AWN AGRO PRIVATE LIMITED</w:t>
+        <w:t>PARAMPUJYA SOLAR ENERGY LIMITED</w:t>
       </w:r>
     </w:p>
     <w:p>
@@ -950,7 +815,7 @@
                 <w:sz w:val="18"/>
                 <w:u w:val="none"/>
               </w:rPr>
-              <w:t>ADANI AGRI LOGISTICS (DEWAS) LIMITED</w:t>
+              <w:t>ADANI AGRI LOGISTICS (UJJAIN) LIMITED</w:t>
             </w:r>
           </w:p>
         </w:tc>
@@ -1092,7 +957,7 @@
                 <w:sz w:val="18"/>
                 <w:u w:val="none"/>
               </w:rPr>
-              <w:t>ADANI AGRI LOGISTICS (UJJAIN) LIMITED</w:t>
+              <w:t>ADANI AGRI LOGISTICS (DEWAS) LIMITED</w:t>
             </w:r>
           </w:p>
         </w:tc>
@@ -1234,7 +1099,7 @@
                 <w:sz w:val="18"/>
                 <w:u w:val="none"/>
               </w:rPr>
-              <w:t>ADANI AGRI LOGISTICS (SATNA) LIMITED</w:t>
+              <w:t>ADANI AGRI LOGISTICS (HARDA) LIMITED</w:t>
             </w:r>
           </w:p>
         </w:tc>
@@ -1518,7 +1383,7 @@
                 <w:sz w:val="18"/>
                 <w:u w:val="none"/>
               </w:rPr>
-              <w:t>ADANI AGRI LOGISTICS (HARDA) LIMITED</w:t>
+              <w:t>ADANI AGRI LOGISTICS (SATNA) LIMITED</w:t>
             </w:r>
           </w:p>
         </w:tc>
@@ -1745,148 +1610,6 @@
                 <w:u w:val="none"/>
               </w:rPr>
               <w:t>21/03/2014</w:t>
-            </w:r>
-          </w:p>
-        </w:tc>
-      </w:tr>
-      <w:tr>
-        <w:tc>
-          <w:tcPr>
-            <w:tcW w:type="dxa" w:w="680"/>
-            <w:shd w:val="clear" w:color="auto" w:fill="FFFFFF"/>
-            <w:tcBorders>
-              <w:top w:val="single" w:sz="4" w:space="0" w:color="000000"/>
-              <w:left w:val="single" w:sz="4" w:space="0" w:color="000000"/>
-              <w:bottom w:val="single" w:sz="4" w:space="0" w:color="000000"/>
-              <w:right w:val="single" w:sz="4" w:space="0" w:color="000000"/>
-            </w:tcBorders>
-            <w:vAlign w:val="center"/>
-          </w:tcPr>
-          <w:p>
-            <w:pPr>
-              <w:spacing w:before="40" w:after="40"/>
-              <w:jc w:val="left"/>
-            </w:pPr>
-            <w:r>
-              <w:rPr>
-                <w:rFonts w:ascii="Adani" w:hAnsi="Adani"/>
-                <w:b w:val="0"/>
-                <w:sz w:val="18"/>
-                <w:u w:val="none"/>
-              </w:rPr>
-              <w:t>10</w:t>
-            </w:r>
-          </w:p>
-        </w:tc>
-        <w:tc>
-          <w:tcPr>
-            <w:tcW w:type="dxa" w:w="3969"/>
-            <w:shd w:val="clear" w:color="auto" w:fill="FFFFFF"/>
-            <w:tcBorders>
-              <w:top w:val="single" w:sz="4" w:space="0" w:color="000000"/>
-              <w:left w:val="single" w:sz="4" w:space="0" w:color="000000"/>
-              <w:bottom w:val="single" w:sz="4" w:space="0" w:color="000000"/>
-              <w:right w:val="single" w:sz="4" w:space="0" w:color="000000"/>
-            </w:tcBorders>
-            <w:vAlign w:val="center"/>
-          </w:tcPr>
-          <w:p>
-            <w:pPr>
-              <w:spacing w:before="40" w:after="40"/>
-              <w:jc w:val="left"/>
-            </w:pPr>
-            <w:r>
-              <w:rPr>
-                <w:rFonts w:ascii="Adani" w:hAnsi="Adani"/>
-                <w:b w:val="0"/>
-                <w:sz w:val="18"/>
-                <w:u w:val="none"/>
-              </w:rPr>
-              <w:t>AWN AGRO PRIVATE LIMITED</w:t>
-            </w:r>
-          </w:p>
-        </w:tc>
-        <w:tc>
-          <w:tcPr>
-            <w:tcW w:type="dxa" w:w="1814"/>
-            <w:shd w:val="clear" w:color="auto" w:fill="FFFFFF"/>
-            <w:tcBorders>
-              <w:top w:val="single" w:sz="4" w:space="0" w:color="000000"/>
-              <w:left w:val="single" w:sz="4" w:space="0" w:color="000000"/>
-              <w:bottom w:val="single" w:sz="4" w:space="0" w:color="000000"/>
-              <w:right w:val="single" w:sz="4" w:space="0" w:color="000000"/>
-            </w:tcBorders>
-            <w:vAlign w:val="center"/>
-          </w:tcPr>
-          <w:p>
-            <w:pPr>
-              <w:spacing w:before="40" w:after="40"/>
-              <w:jc w:val="left"/>
-            </w:pPr>
-            <w:r>
-              <w:rPr>
-                <w:rFonts w:ascii="Adani" w:hAnsi="Adani"/>
-                <w:b w:val="0"/>
-                <w:sz w:val="18"/>
-                <w:u w:val="none"/>
-              </w:rPr>
-              <w:t>Director</w:t>
-            </w:r>
-          </w:p>
-        </w:tc>
-        <w:tc>
-          <w:tcPr>
-            <w:tcW w:type="dxa" w:w="1020"/>
-            <w:shd w:val="clear" w:color="auto" w:fill="FFFFFF"/>
-            <w:tcBorders>
-              <w:top w:val="single" w:sz="4" w:space="0" w:color="000000"/>
-              <w:left w:val="single" w:sz="4" w:space="0" w:color="000000"/>
-              <w:bottom w:val="single" w:sz="4" w:space="0" w:color="000000"/>
-              <w:right w:val="single" w:sz="4" w:space="0" w:color="000000"/>
-            </w:tcBorders>
-            <w:vAlign w:val="center"/>
-          </w:tcPr>
-          <w:p>
-            <w:pPr>
-              <w:spacing w:before="40" w:after="40"/>
-              <w:jc w:val="left"/>
-            </w:pPr>
-            <w:r>
-              <w:rPr>
-                <w:rFonts w:ascii="Adani" w:hAnsi="Adani"/>
-                <w:b w:val="0"/>
-                <w:sz w:val="18"/>
-                <w:u w:val="none"/>
-              </w:rPr>
-              <w:t>NIL</w:t>
-            </w:r>
-          </w:p>
-        </w:tc>
-        <w:tc>
-          <w:tcPr>
-            <w:tcW w:type="dxa" w:w="1247"/>
-            <w:shd w:val="clear" w:color="auto" w:fill="FFFFFF"/>
-            <w:tcBorders>
-              <w:top w:val="single" w:sz="4" w:space="0" w:color="000000"/>
-              <w:left w:val="single" w:sz="4" w:space="0" w:color="000000"/>
-              <w:bottom w:val="single" w:sz="4" w:space="0" w:color="000000"/>
-              <w:right w:val="single" w:sz="4" w:space="0" w:color="000000"/>
-            </w:tcBorders>
-            <w:vAlign w:val="center"/>
-          </w:tcPr>
-          <w:p>
-            <w:pPr>
-              <w:spacing w:before="40" w:after="40"/>
-              <w:jc w:val="left"/>
-            </w:pPr>
-            <w:r>
-              <w:rPr>
-                <w:rFonts w:ascii="Adani" w:hAnsi="Adani"/>
-                <w:b w:val="0"/>
-                <w:sz w:val="18"/>
-                <w:u w:val="none"/>
-              </w:rPr>
-              <w:t>14/03/2012</w:t>
             </w:r>
           </w:p>
         </w:tc>
@@ -2123,7 +1846,7 @@
                 <w:sz w:val="18"/>
                 <w:u w:val="none"/>
               </w:rPr>
-              <w:t>Date:   07th May, 2026</w:t>
+              <w:t>Date:   15th May, 2026</w:t>
             </w:r>
           </w:p>
         </w:tc>
@@ -2389,174 +2112,441 @@
         <w:t>:</w:t>
       </w:r>
     </w:p>
-    <w:p>
-      <w:pPr>
-        <w:pStyle w:val="ListNumber"/>
-        <w:spacing w:before="0" w:after="40"/>
-        <w:ind w:left="720"/>
-      </w:pPr>
-      <w:r>
-        <w:rPr>
-          <w:rFonts w:ascii="Adani" w:hAnsi="Adani"/>
-          <w:b w:val="0"/>
-          <w:sz w:val="20"/>
-          <w:u w:val="none"/>
-        </w:rPr>
-        <w:t>Father</w:t>
-        <w:tab/>
-        <w:tab/>
-        <w:t>:</w:t>
-        <w:tab/>
-        <w:t>NIL</w:t>
-      </w:r>
-    </w:p>
-    <w:p>
-      <w:pPr>
-        <w:pStyle w:val="ListNumber"/>
-        <w:spacing w:before="0" w:after="40"/>
-        <w:ind w:left="720"/>
-      </w:pPr>
-      <w:r>
-        <w:rPr>
-          <w:rFonts w:ascii="Adani" w:hAnsi="Adani"/>
-          <w:b w:val="0"/>
-          <w:sz w:val="20"/>
-          <w:u w:val="none"/>
-        </w:rPr>
-        <w:t>Mother</w:t>
-        <w:tab/>
-        <w:tab/>
-        <w:t>:</w:t>
-        <w:tab/>
-        <w:t>NIL</w:t>
-      </w:r>
-    </w:p>
-    <w:p>
-      <w:pPr>
-        <w:pStyle w:val="ListNumber"/>
-        <w:spacing w:before="0" w:after="40"/>
-        <w:ind w:left="720"/>
-      </w:pPr>
-      <w:r>
-        <w:rPr>
-          <w:rFonts w:ascii="Adani" w:hAnsi="Adani"/>
-          <w:b w:val="0"/>
-          <w:sz w:val="20"/>
-          <w:u w:val="none"/>
-        </w:rPr>
-        <w:t>Son</w:t>
-        <w:tab/>
-        <w:tab/>
-        <w:t>:</w:t>
-        <w:tab/>
-        <w:t>NIL</w:t>
-      </w:r>
-    </w:p>
-    <w:p>
-      <w:pPr>
-        <w:pStyle w:val="ListNumber"/>
-        <w:spacing w:before="0" w:after="40"/>
-        <w:ind w:left="720"/>
-      </w:pPr>
-      <w:r>
-        <w:rPr>
-          <w:rFonts w:ascii="Adani" w:hAnsi="Adani"/>
-          <w:b w:val="0"/>
-          <w:sz w:val="20"/>
-          <w:u w:val="none"/>
-        </w:rPr>
-        <w:t>Son's Wife</w:t>
-        <w:tab/>
-        <w:tab/>
-        <w:t>:</w:t>
-        <w:tab/>
-        <w:t>NIL</w:t>
-      </w:r>
-    </w:p>
-    <w:p>
-      <w:pPr>
-        <w:pStyle w:val="ListNumber"/>
-        <w:spacing w:before="0" w:after="40"/>
-        <w:ind w:left="720"/>
-      </w:pPr>
-      <w:r>
-        <w:rPr>
-          <w:rFonts w:ascii="Adani" w:hAnsi="Adani"/>
-          <w:b w:val="0"/>
-          <w:sz w:val="20"/>
-          <w:u w:val="none"/>
-        </w:rPr>
-        <w:t>Daughter</w:t>
-        <w:tab/>
-        <w:tab/>
-        <w:t>:</w:t>
-        <w:tab/>
-        <w:t>NIL</w:t>
-      </w:r>
-    </w:p>
-    <w:p>
-      <w:pPr>
-        <w:pStyle w:val="ListNumber"/>
-        <w:spacing w:before="0" w:after="40"/>
-        <w:ind w:left="720"/>
-      </w:pPr>
-      <w:r>
-        <w:rPr>
-          <w:rFonts w:ascii="Adani" w:hAnsi="Adani"/>
-          <w:b w:val="0"/>
-          <w:sz w:val="20"/>
-          <w:u w:val="none"/>
-        </w:rPr>
-        <w:t>Daughter's Husband</w:t>
-        <w:tab/>
-        <w:tab/>
-        <w:t>:</w:t>
-        <w:tab/>
-        <w:t>NIL</w:t>
-      </w:r>
-    </w:p>
-    <w:p>
-      <w:pPr>
-        <w:pStyle w:val="ListNumber"/>
-        <w:spacing w:before="0" w:after="40"/>
-        <w:ind w:left="720"/>
-      </w:pPr>
-      <w:r>
-        <w:rPr>
-          <w:rFonts w:ascii="Adani" w:hAnsi="Adani"/>
-          <w:b w:val="0"/>
-          <w:sz w:val="20"/>
-          <w:u w:val="none"/>
-        </w:rPr>
-        <w:t>Brother</w:t>
-        <w:tab/>
-        <w:tab/>
-        <w:t>:</w:t>
-        <w:tab/>
-        <w:t>NIL</w:t>
-      </w:r>
-    </w:p>
-    <w:p>
-      <w:pPr>
-        <w:pStyle w:val="ListNumber"/>
-        <w:spacing w:before="0" w:after="40"/>
-        <w:ind w:left="720"/>
-      </w:pPr>
-      <w:r>
-        <w:rPr>
-          <w:rFonts w:ascii="Adani" w:hAnsi="Adani"/>
-          <w:b w:val="0"/>
-          <w:sz w:val="20"/>
-          <w:u w:val="none"/>
-        </w:rPr>
-        <w:t>Sister</w:t>
-        <w:tab/>
-        <w:tab/>
-        <w:t>:</w:t>
-        <w:tab/>
-        <w:t>NIL</w:t>
-      </w:r>
-    </w:p>
+    <w:tbl>
+      <w:tblPr>
+        <w:tblW w:type="auto" w:w="0"/>
+        <w:jc w:val="left"/>
+        <w:tblLook w:firstColumn="1" w:firstRow="1" w:lastColumn="0" w:lastRow="0" w:noHBand="0" w:noVBand="1" w:val="04A0"/>
+      </w:tblPr>
+      <w:tblGrid>
+        <w:gridCol w:w="4536"/>
+        <w:gridCol w:w="4536"/>
+      </w:tblGrid>
+      <w:tr>
+        <w:tc>
+          <w:tcPr>
+            <w:tcW w:type="dxa" w:w="4536"/>
+            <w:tcBorders>
+              <w:top w:val="none"/>
+              <w:bottom w:val="none"/>
+              <w:left w:val="none"/>
+              <w:right w:val="none"/>
+            </w:tcBorders>
+          </w:tcPr>
+          <w:p>
+            <w:pPr>
+              <w:ind w:left="720"/>
+            </w:pPr>
+            <w:r>
+              <w:rPr>
+                <w:rFonts w:ascii="Adani" w:hAnsi="Adani"/>
+                <w:b w:val="0"/>
+                <w:sz w:val="20"/>
+                <w:u w:val="none"/>
+              </w:rPr>
+              <w:t>1.</w:t>
+              <w:tab/>
+              <w:t>Father</w:t>
+              <w:tab/>
+              <w:t>:</w:t>
+            </w:r>
+          </w:p>
+        </w:tc>
+        <w:tc>
+          <w:tcPr>
+            <w:tcW w:type="dxa" w:w="4536"/>
+            <w:tcBorders>
+              <w:top w:val="none"/>
+              <w:bottom w:val="none"/>
+              <w:left w:val="none"/>
+              <w:right w:val="none"/>
+            </w:tcBorders>
+          </w:tcPr>
+          <w:p>
+            <w:r>
+              <w:rPr>
+                <w:rFonts w:ascii="Adani" w:hAnsi="Adani"/>
+                <w:b w:val="0"/>
+                <w:sz w:val="20"/>
+                <w:u w:val="none"/>
+              </w:rPr>
+              <w:t>NIL</w:t>
+            </w:r>
+          </w:p>
+        </w:tc>
+      </w:tr>
+      <w:tr>
+        <w:tc>
+          <w:tcPr>
+            <w:tcW w:type="dxa" w:w="4536"/>
+            <w:tcBorders>
+              <w:top w:val="none"/>
+              <w:bottom w:val="none"/>
+              <w:left w:val="none"/>
+              <w:right w:val="none"/>
+            </w:tcBorders>
+          </w:tcPr>
+          <w:p>
+            <w:pPr>
+              <w:ind w:left="720"/>
+            </w:pPr>
+            <w:r>
+              <w:rPr>
+                <w:rFonts w:ascii="Adani" w:hAnsi="Adani"/>
+                <w:b w:val="0"/>
+                <w:sz w:val="20"/>
+                <w:u w:val="none"/>
+              </w:rPr>
+              <w:t>2.</w:t>
+              <w:tab/>
+              <w:t>Mother</w:t>
+              <w:tab/>
+              <w:t>:</w:t>
+            </w:r>
+          </w:p>
+        </w:tc>
+        <w:tc>
+          <w:tcPr>
+            <w:tcW w:type="dxa" w:w="4536"/>
+            <w:tcBorders>
+              <w:top w:val="none"/>
+              <w:bottom w:val="none"/>
+              <w:left w:val="none"/>
+              <w:right w:val="none"/>
+            </w:tcBorders>
+          </w:tcPr>
+          <w:p>
+            <w:r>
+              <w:rPr>
+                <w:rFonts w:ascii="Adani" w:hAnsi="Adani"/>
+                <w:b w:val="0"/>
+                <w:sz w:val="20"/>
+                <w:u w:val="none"/>
+              </w:rPr>
+              <w:t>NIL</w:t>
+            </w:r>
+          </w:p>
+        </w:tc>
+      </w:tr>
+      <w:tr>
+        <w:tc>
+          <w:tcPr>
+            <w:tcW w:type="dxa" w:w="4536"/>
+            <w:tcBorders>
+              <w:top w:val="none"/>
+              <w:bottom w:val="none"/>
+              <w:left w:val="none"/>
+              <w:right w:val="none"/>
+            </w:tcBorders>
+          </w:tcPr>
+          <w:p>
+            <w:pPr>
+              <w:ind w:left="720"/>
+            </w:pPr>
+            <w:r>
+              <w:rPr>
+                <w:rFonts w:ascii="Adani" w:hAnsi="Adani"/>
+                <w:b w:val="0"/>
+                <w:sz w:val="20"/>
+                <w:u w:val="none"/>
+              </w:rPr>
+              <w:t>3.</w:t>
+              <w:tab/>
+              <w:t>Son</w:t>
+              <w:tab/>
+              <w:t>:</w:t>
+            </w:r>
+          </w:p>
+        </w:tc>
+        <w:tc>
+          <w:tcPr>
+            <w:tcW w:type="dxa" w:w="4536"/>
+            <w:tcBorders>
+              <w:top w:val="none"/>
+              <w:bottom w:val="none"/>
+              <w:left w:val="none"/>
+              <w:right w:val="none"/>
+            </w:tcBorders>
+          </w:tcPr>
+          <w:p>
+            <w:r>
+              <w:rPr>
+                <w:rFonts w:ascii="Adani" w:hAnsi="Adani"/>
+                <w:b w:val="0"/>
+                <w:sz w:val="20"/>
+                <w:u w:val="none"/>
+              </w:rPr>
+              <w:t>NIL</w:t>
+            </w:r>
+          </w:p>
+        </w:tc>
+      </w:tr>
+      <w:tr>
+        <w:tc>
+          <w:tcPr>
+            <w:tcW w:type="dxa" w:w="4536"/>
+            <w:tcBorders>
+              <w:top w:val="none"/>
+              <w:bottom w:val="none"/>
+              <w:left w:val="none"/>
+              <w:right w:val="none"/>
+            </w:tcBorders>
+          </w:tcPr>
+          <w:p>
+            <w:pPr>
+              <w:ind w:left="720"/>
+            </w:pPr>
+            <w:r>
+              <w:rPr>
+                <w:rFonts w:ascii="Adani" w:hAnsi="Adani"/>
+                <w:b w:val="0"/>
+                <w:sz w:val="20"/>
+                <w:u w:val="none"/>
+              </w:rPr>
+              <w:t>4.</w:t>
+              <w:tab/>
+              <w:t>Son's Wife</w:t>
+              <w:tab/>
+              <w:t>:</w:t>
+            </w:r>
+          </w:p>
+        </w:tc>
+        <w:tc>
+          <w:tcPr>
+            <w:tcW w:type="dxa" w:w="4536"/>
+            <w:tcBorders>
+              <w:top w:val="none"/>
+              <w:bottom w:val="none"/>
+              <w:left w:val="none"/>
+              <w:right w:val="none"/>
+            </w:tcBorders>
+          </w:tcPr>
+          <w:p>
+            <w:r>
+              <w:rPr>
+                <w:rFonts w:ascii="Adani" w:hAnsi="Adani"/>
+                <w:b w:val="0"/>
+                <w:sz w:val="20"/>
+                <w:u w:val="none"/>
+              </w:rPr>
+              <w:t>NIL</w:t>
+            </w:r>
+          </w:p>
+        </w:tc>
+      </w:tr>
+      <w:tr>
+        <w:tc>
+          <w:tcPr>
+            <w:tcW w:type="dxa" w:w="4536"/>
+            <w:tcBorders>
+              <w:top w:val="none"/>
+              <w:bottom w:val="none"/>
+              <w:left w:val="none"/>
+              <w:right w:val="none"/>
+            </w:tcBorders>
+          </w:tcPr>
+          <w:p>
+            <w:pPr>
+              <w:ind w:left="720"/>
+            </w:pPr>
+            <w:r>
+              <w:rPr>
+                <w:rFonts w:ascii="Adani" w:hAnsi="Adani"/>
+                <w:b w:val="0"/>
+                <w:sz w:val="20"/>
+                <w:u w:val="none"/>
+              </w:rPr>
+              <w:t>5.</w:t>
+              <w:tab/>
+              <w:t>Daughter</w:t>
+              <w:tab/>
+              <w:t>:</w:t>
+            </w:r>
+          </w:p>
+        </w:tc>
+        <w:tc>
+          <w:tcPr>
+            <w:tcW w:type="dxa" w:w="4536"/>
+            <w:tcBorders>
+              <w:top w:val="none"/>
+              <w:bottom w:val="none"/>
+              <w:left w:val="none"/>
+              <w:right w:val="none"/>
+            </w:tcBorders>
+          </w:tcPr>
+          <w:p>
+            <w:r>
+              <w:rPr>
+                <w:rFonts w:ascii="Adani" w:hAnsi="Adani"/>
+                <w:b w:val="0"/>
+                <w:sz w:val="20"/>
+                <w:u w:val="none"/>
+              </w:rPr>
+              <w:t>NIL</w:t>
+            </w:r>
+          </w:p>
+        </w:tc>
+      </w:tr>
+      <w:tr>
+        <w:tc>
+          <w:tcPr>
+            <w:tcW w:type="dxa" w:w="4536"/>
+            <w:tcBorders>
+              <w:top w:val="none"/>
+              <w:bottom w:val="none"/>
+              <w:left w:val="none"/>
+              <w:right w:val="none"/>
+            </w:tcBorders>
+          </w:tcPr>
+          <w:p>
+            <w:pPr>
+              <w:ind w:left="720"/>
+            </w:pPr>
+            <w:r>
+              <w:rPr>
+                <w:rFonts w:ascii="Adani" w:hAnsi="Adani"/>
+                <w:b w:val="0"/>
+                <w:sz w:val="20"/>
+                <w:u w:val="none"/>
+              </w:rPr>
+              <w:t>6.</w:t>
+              <w:tab/>
+              <w:t>Daughter's Husband</w:t>
+              <w:tab/>
+              <w:t>:</w:t>
+            </w:r>
+          </w:p>
+        </w:tc>
+        <w:tc>
+          <w:tcPr>
+            <w:tcW w:type="dxa" w:w="4536"/>
+            <w:tcBorders>
+              <w:top w:val="none"/>
+              <w:bottom w:val="none"/>
+              <w:left w:val="none"/>
+              <w:right w:val="none"/>
+            </w:tcBorders>
+          </w:tcPr>
+          <w:p>
+            <w:r>
+              <w:rPr>
+                <w:rFonts w:ascii="Adani" w:hAnsi="Adani"/>
+                <w:b w:val="0"/>
+                <w:sz w:val="20"/>
+                <w:u w:val="none"/>
+              </w:rPr>
+              <w:t>NIL</w:t>
+            </w:r>
+          </w:p>
+        </w:tc>
+      </w:tr>
+      <w:tr>
+        <w:tc>
+          <w:tcPr>
+            <w:tcW w:type="dxa" w:w="4536"/>
+            <w:tcBorders>
+              <w:top w:val="none"/>
+              <w:bottom w:val="none"/>
+              <w:left w:val="none"/>
+              <w:right w:val="none"/>
+            </w:tcBorders>
+          </w:tcPr>
+          <w:p>
+            <w:pPr>
+              <w:ind w:left="720"/>
+            </w:pPr>
+            <w:r>
+              <w:rPr>
+                <w:rFonts w:ascii="Adani" w:hAnsi="Adani"/>
+                <w:b w:val="0"/>
+                <w:sz w:val="20"/>
+                <w:u w:val="none"/>
+              </w:rPr>
+              <w:t>7.</w:t>
+              <w:tab/>
+              <w:t>Brother</w:t>
+              <w:tab/>
+              <w:t>:</w:t>
+            </w:r>
+          </w:p>
+        </w:tc>
+        <w:tc>
+          <w:tcPr>
+            <w:tcW w:type="dxa" w:w="4536"/>
+            <w:tcBorders>
+              <w:top w:val="none"/>
+              <w:bottom w:val="none"/>
+              <w:left w:val="none"/>
+              <w:right w:val="none"/>
+            </w:tcBorders>
+          </w:tcPr>
+          <w:p>
+            <w:r>
+              <w:rPr>
+                <w:rFonts w:ascii="Adani" w:hAnsi="Adani"/>
+                <w:b w:val="0"/>
+                <w:sz w:val="20"/>
+                <w:u w:val="none"/>
+              </w:rPr>
+              <w:t>NIL</w:t>
+            </w:r>
+          </w:p>
+        </w:tc>
+      </w:tr>
+      <w:tr>
+        <w:tc>
+          <w:tcPr>
+            <w:tcW w:type="dxa" w:w="4536"/>
+            <w:tcBorders>
+              <w:top w:val="none"/>
+              <w:bottom w:val="none"/>
+              <w:left w:val="none"/>
+              <w:right w:val="none"/>
+            </w:tcBorders>
+          </w:tcPr>
+          <w:p>
+            <w:pPr>
+              <w:ind w:left="720"/>
+            </w:pPr>
+            <w:r>
+              <w:rPr>
+                <w:rFonts w:ascii="Adani" w:hAnsi="Adani"/>
+                <w:b w:val="0"/>
+                <w:sz w:val="20"/>
+                <w:u w:val="none"/>
+              </w:rPr>
+              <w:t>8.</w:t>
+              <w:tab/>
+              <w:t>Sister</w:t>
+              <w:tab/>
+              <w:t>:</w:t>
+            </w:r>
+          </w:p>
+        </w:tc>
+        <w:tc>
+          <w:tcPr>
+            <w:tcW w:type="dxa" w:w="4536"/>
+            <w:tcBorders>
+              <w:top w:val="none"/>
+              <w:bottom w:val="none"/>
+              <w:left w:val="none"/>
+              <w:right w:val="none"/>
+            </w:tcBorders>
+          </w:tcPr>
+          <w:p>
+            <w:r>
+              <w:rPr>
+                <w:rFonts w:ascii="Adani" w:hAnsi="Adani"/>
+                <w:b w:val="0"/>
+                <w:sz w:val="20"/>
+                <w:u w:val="none"/>
+              </w:rPr>
+              <w:t>NIL</w:t>
+            </w:r>
+          </w:p>
+        </w:tc>
+      </w:tr>
+    </w:tbl>
     <w:p/>
     <w:p>
       <w:pPr>
@@ -2893,7 +2883,7 @@
                 <w:sz w:val="18"/>
                 <w:u w:val="none"/>
               </w:rPr>
-              <w:t>Date:   07th May, 2026</w:t>
+              <w:t>Date:   15th May, 2026</w:t>
             </w:r>
           </w:p>
         </w:tc>
@@ -3054,7 +3044,7 @@
           <w:sz w:val="20"/>
           <w:u w:val="none"/>
         </w:rPr>
-        <w:t>07th May, 2026</w:t>
+        <w:t>15th May, 2026</w:t>
       </w:r>
     </w:p>
     <w:p>
@@ -3144,6 +3134,21 @@
           <w:sz w:val="20"/>
           <w:u w:val="none"/>
         </w:rPr>
+        <w:t>ADANI AGRI LOGISTICS (UJJAIN) LIMITED</w:t>
+      </w:r>
+    </w:p>
+    <w:p>
+      <w:pPr>
+        <w:spacing w:before="0" w:after="20"/>
+        <w:jc w:val="left"/>
+      </w:pPr>
+      <w:r>
+        <w:rPr>
+          <w:rFonts w:ascii="Adani" w:hAnsi="Adani"/>
+          <w:b/>
+          <w:sz w:val="20"/>
+          <w:u w:val="none"/>
+        </w:rPr>
         <w:t>ADANI AGRI LOGISTICS (DEWAS) LIMITED</w:t>
       </w:r>
     </w:p>
@@ -3159,7 +3164,22 @@
           <w:sz w:val="20"/>
           <w:u w:val="none"/>
         </w:rPr>
-        <w:t>ADANI AGRI LOGISTICS (UJJAIN) LIMITED</w:t>
+        <w:t>ADANI AGRI LOGISTICS (HARDA) LIMITED</w:t>
+      </w:r>
+    </w:p>
+    <w:p>
+      <w:pPr>
+        <w:spacing w:before="0" w:after="20"/>
+        <w:jc w:val="left"/>
+      </w:pPr>
+      <w:r>
+        <w:rPr>
+          <w:rFonts w:ascii="Adani" w:hAnsi="Adani"/>
+          <w:b/>
+          <w:sz w:val="20"/>
+          <w:u w:val="none"/>
+        </w:rPr>
+        <w:t>ADANI AGRI LOGISTICS (HOSHANGABAD) LIMITED</w:t>
       </w:r>
     </w:p>
     <w:p>
@@ -3189,52 +3209,7 @@
           <w:sz w:val="20"/>
           <w:u w:val="none"/>
         </w:rPr>
-        <w:t>ADANI AGRI LOGISTICS (HOSHANGABAD) LIMITED</w:t>
-      </w:r>
-    </w:p>
-    <w:p>
-      <w:pPr>
-        <w:spacing w:before="0" w:after="20"/>
-        <w:jc w:val="left"/>
-      </w:pPr>
-      <w:r>
-        <w:rPr>
-          <w:rFonts w:ascii="Adani" w:hAnsi="Adani"/>
-          <w:b/>
-          <w:sz w:val="20"/>
-          <w:u w:val="none"/>
-        </w:rPr>
-        <w:t>ADANI AGRI LOGISTICS (HARDA) LIMITED</w:t>
-      </w:r>
-    </w:p>
-    <w:p>
-      <w:pPr>
-        <w:spacing w:before="0" w:after="20"/>
-        <w:jc w:val="left"/>
-      </w:pPr>
-      <w:r>
-        <w:rPr>
-          <w:rFonts w:ascii="Adani" w:hAnsi="Adani"/>
-          <w:b/>
-          <w:sz w:val="20"/>
-          <w:u w:val="none"/>
-        </w:rPr>
         <w:t>ADANI AGRI LOGISTICS (MP) LIMITED</w:t>
-      </w:r>
-    </w:p>
-    <w:p>
-      <w:pPr>
-        <w:spacing w:before="0" w:after="20"/>
-        <w:jc w:val="left"/>
-      </w:pPr>
-      <w:r>
-        <w:rPr>
-          <w:rFonts w:ascii="Adani" w:hAnsi="Adani"/>
-          <w:b/>
-          <w:sz w:val="20"/>
-          <w:u w:val="none"/>
-        </w:rPr>
-        <w:t>AWN AGRO PRIVATE LIMITED</w:t>
       </w:r>
     </w:p>
     <w:p/>
@@ -3340,6 +3315,21 @@
           <w:sz w:val="20"/>
           <w:u w:val="none"/>
         </w:rPr>
+        <w:t>ADANI AGRI LOGISTICS (UJJAIN) LIMITED</w:t>
+      </w:r>
+    </w:p>
+    <w:p>
+      <w:pPr>
+        <w:spacing w:before="0" w:after="20"/>
+        <w:jc w:val="left"/>
+      </w:pPr>
+      <w:r>
+        <w:rPr>
+          <w:rFonts w:ascii="Adani" w:hAnsi="Adani"/>
+          <w:b w:val="0"/>
+          <w:sz w:val="20"/>
+          <w:u w:val="none"/>
+        </w:rPr>
         <w:t>ADANI AGRI LOGISTICS (DEWAS) LIMITED</w:t>
       </w:r>
     </w:p>
@@ -3355,22 +3345,7 @@
           <w:sz w:val="20"/>
           <w:u w:val="none"/>
         </w:rPr>
-        <w:t>ADANI AGRI LOGISTICS (UJJAIN) LIMITED</w:t>
-      </w:r>
-    </w:p>
-    <w:p>
-      <w:pPr>
-        <w:spacing w:before="0" w:after="20"/>
-        <w:jc w:val="left"/>
-      </w:pPr>
-      <w:r>
-        <w:rPr>
-          <w:rFonts w:ascii="Adani" w:hAnsi="Adani"/>
-          <w:b w:val="0"/>
-          <w:sz w:val="20"/>
-          <w:u w:val="none"/>
-        </w:rPr>
-        <w:t>ADANI AGRI LOGISTICS (SATNA) LIMITED</w:t>
+        <w:t>ADANI AGRI LOGISTICS (HARDA) LIMITED</w:t>
       </w:r>
     </w:p>
     <w:p>
@@ -3400,7 +3375,7 @@
           <w:sz w:val="20"/>
           <w:u w:val="none"/>
         </w:rPr>
-        <w:t>ADANI AGRI LOGISTICS (HARDA) LIMITED</w:t>
+        <w:t>ADANI AGRI LOGISTICS (SATNA) LIMITED</w:t>
       </w:r>
     </w:p>
     <w:p>
@@ -3470,8 +3445,8 @@
     </w:p>
     <w:p>
       <w:pPr>
-        <w:spacing w:before="0" w:after="20"/>
-        <w:jc w:val="left"/>
+        <w:spacing w:before="0" w:after="80"/>
+        <w:jc w:val="center"/>
       </w:pPr>
       <w:r>
         <w:rPr>
@@ -3480,7 +3455,10 @@
           <w:sz w:val="20"/>
           <w:u w:val="none"/>
         </w:rPr>
-        <w:t>AWN AGRO PRIVATE LIMITED</w:t>
+        <w:tab/>
+        <w:tab/>
+        <w:tab/>
+        <w:t>NIL</w:t>
       </w:r>
     </w:p>
     <w:p/>
@@ -4238,7 +4216,7 @@
                 <w:sz w:val="18"/>
                 <w:u w:val="none"/>
               </w:rPr>
-              <w:t>10</w:t>
+              <w:t>9</w:t>
             </w:r>
           </w:p>
         </w:tc>
@@ -4753,6 +4731,120 @@
                 <w:sz w:val="18"/>
                 <w:u w:val="none"/>
               </w:rPr>
+              <w:t>U63000GJ2014PLC079619</w:t>
+            </w:r>
+          </w:p>
+        </w:tc>
+        <w:tc>
+          <w:tcPr>
+            <w:tcW w:type="dxa" w:w="4252"/>
+            <w:shd w:val="clear" w:color="auto" w:fill="FFFFFF"/>
+            <w:tcBorders>
+              <w:top w:val="single" w:sz="4" w:space="0" w:color="000000"/>
+              <w:left w:val="single" w:sz="4" w:space="0" w:color="000000"/>
+              <w:bottom w:val="single" w:sz="4" w:space="0" w:color="000000"/>
+              <w:right w:val="single" w:sz="4" w:space="0" w:color="000000"/>
+            </w:tcBorders>
+            <w:vAlign w:val="center"/>
+          </w:tcPr>
+          <w:p>
+            <w:pPr>
+              <w:spacing w:before="40" w:after="40"/>
+              <w:jc w:val="left"/>
+            </w:pPr>
+            <w:r>
+              <w:rPr>
+                <w:rFonts w:ascii="Adani" w:hAnsi="Adani"/>
+                <w:b w:val="0"/>
+                <w:sz w:val="18"/>
+                <w:u w:val="none"/>
+              </w:rPr>
+              <w:t>ADANI AGRI LOGISTICS (UJJAIN) LIMITED</w:t>
+            </w:r>
+          </w:p>
+        </w:tc>
+        <w:tc>
+          <w:tcPr>
+            <w:tcW w:type="dxa" w:w="1587"/>
+            <w:shd w:val="clear" w:color="auto" w:fill="FFFFFF"/>
+            <w:tcBorders>
+              <w:top w:val="single" w:sz="4" w:space="0" w:color="000000"/>
+              <w:left w:val="single" w:sz="4" w:space="0" w:color="000000"/>
+              <w:bottom w:val="single" w:sz="4" w:space="0" w:color="000000"/>
+              <w:right w:val="single" w:sz="4" w:space="0" w:color="000000"/>
+            </w:tcBorders>
+            <w:vAlign w:val="center"/>
+          </w:tcPr>
+          <w:p>
+            <w:pPr>
+              <w:spacing w:before="40" w:after="40"/>
+              <w:jc w:val="left"/>
+            </w:pPr>
+            <w:r>
+              <w:rPr>
+                <w:rFonts w:ascii="Adani" w:hAnsi="Adani"/>
+                <w:b w:val="0"/>
+                <w:sz w:val="18"/>
+                <w:u w:val="none"/>
+              </w:rPr>
+              <w:t>Director</w:t>
+            </w:r>
+          </w:p>
+        </w:tc>
+        <w:tc>
+          <w:tcPr>
+            <w:tcW w:type="dxa" w:w="1304"/>
+            <w:shd w:val="clear" w:color="auto" w:fill="FFFFFF"/>
+            <w:tcBorders>
+              <w:top w:val="single" w:sz="4" w:space="0" w:color="000000"/>
+              <w:left w:val="single" w:sz="4" w:space="0" w:color="000000"/>
+              <w:bottom w:val="single" w:sz="4" w:space="0" w:color="000000"/>
+              <w:right w:val="single" w:sz="4" w:space="0" w:color="000000"/>
+            </w:tcBorders>
+            <w:vAlign w:val="center"/>
+          </w:tcPr>
+          <w:p>
+            <w:pPr>
+              <w:spacing w:before="40" w:after="40"/>
+              <w:jc w:val="left"/>
+            </w:pPr>
+            <w:r>
+              <w:rPr>
+                <w:rFonts w:ascii="Adani" w:hAnsi="Adani"/>
+                <w:b w:val="0"/>
+                <w:sz w:val="18"/>
+                <w:u w:val="none"/>
+              </w:rPr>
+              <w:t>29/05/2014</w:t>
+            </w:r>
+          </w:p>
+        </w:tc>
+      </w:tr>
+      <w:tr>
+        <w:tc>
+          <w:tcPr>
+            <w:tcW w:type="dxa" w:w="2268"/>
+            <w:shd w:val="clear" w:color="auto" w:fill="FFFFFF"/>
+            <w:tcBorders>
+              <w:top w:val="single" w:sz="4" w:space="0" w:color="000000"/>
+              <w:left w:val="single" w:sz="4" w:space="0" w:color="000000"/>
+              <w:bottom w:val="single" w:sz="4" w:space="0" w:color="000000"/>
+              <w:right w:val="single" w:sz="4" w:space="0" w:color="000000"/>
+            </w:tcBorders>
+            <w:vAlign w:val="center"/>
+          </w:tcPr>
+          <w:p>
+            <w:pPr>
+              <w:spacing w:before="40" w:after="40"/>
+              <w:jc w:val="left"/>
+            </w:pPr>
+            <w:r>
+              <w:rPr>
+                <w:rFonts w:ascii="Adani" w:hAnsi="Adani"/>
+                <w:b w:val="0"/>
+                <w:sz w:val="18"/>
+                <w:u w:val="none"/>
+              </w:rPr>
               <w:t>U63090GJ2014PLC079629</w:t>
             </w:r>
           </w:p>
@@ -4867,7 +4959,7 @@
                 <w:sz w:val="18"/>
                 <w:u w:val="none"/>
               </w:rPr>
-              <w:t>U63000GJ2014PLC079619</w:t>
+              <w:t>U63023GJ2014PLC079601</w:t>
             </w:r>
           </w:p>
         </w:tc>
@@ -4895,121 +4987,7 @@
                 <w:sz w:val="18"/>
                 <w:u w:val="none"/>
               </w:rPr>
-              <w:t>ADANI AGRI LOGISTICS (UJJAIN) LIMITED</w:t>
-            </w:r>
-          </w:p>
-        </w:tc>
-        <w:tc>
-          <w:tcPr>
-            <w:tcW w:type="dxa" w:w="1587"/>
-            <w:shd w:val="clear" w:color="auto" w:fill="FFFFFF"/>
-            <w:tcBorders>
-              <w:top w:val="single" w:sz="4" w:space="0" w:color="000000"/>
-              <w:left w:val="single" w:sz="4" w:space="0" w:color="000000"/>
-              <w:bottom w:val="single" w:sz="4" w:space="0" w:color="000000"/>
-              <w:right w:val="single" w:sz="4" w:space="0" w:color="000000"/>
-            </w:tcBorders>
-            <w:vAlign w:val="center"/>
-          </w:tcPr>
-          <w:p>
-            <w:pPr>
-              <w:spacing w:before="40" w:after="40"/>
-              <w:jc w:val="left"/>
-            </w:pPr>
-            <w:r>
-              <w:rPr>
-                <w:rFonts w:ascii="Adani" w:hAnsi="Adani"/>
-                <w:b w:val="0"/>
-                <w:sz w:val="18"/>
-                <w:u w:val="none"/>
-              </w:rPr>
-              <w:t>Director</w:t>
-            </w:r>
-          </w:p>
-        </w:tc>
-        <w:tc>
-          <w:tcPr>
-            <w:tcW w:type="dxa" w:w="1304"/>
-            <w:shd w:val="clear" w:color="auto" w:fill="FFFFFF"/>
-            <w:tcBorders>
-              <w:top w:val="single" w:sz="4" w:space="0" w:color="000000"/>
-              <w:left w:val="single" w:sz="4" w:space="0" w:color="000000"/>
-              <w:bottom w:val="single" w:sz="4" w:space="0" w:color="000000"/>
-              <w:right w:val="single" w:sz="4" w:space="0" w:color="000000"/>
-            </w:tcBorders>
-            <w:vAlign w:val="center"/>
-          </w:tcPr>
-          <w:p>
-            <w:pPr>
-              <w:spacing w:before="40" w:after="40"/>
-              <w:jc w:val="left"/>
-            </w:pPr>
-            <w:r>
-              <w:rPr>
-                <w:rFonts w:ascii="Adani" w:hAnsi="Adani"/>
-                <w:b w:val="0"/>
-                <w:sz w:val="18"/>
-                <w:u w:val="none"/>
-              </w:rPr>
-              <w:t>29/05/2014</w:t>
-            </w:r>
-          </w:p>
-        </w:tc>
-      </w:tr>
-      <w:tr>
-        <w:tc>
-          <w:tcPr>
-            <w:tcW w:type="dxa" w:w="2268"/>
-            <w:shd w:val="clear" w:color="auto" w:fill="FFFFFF"/>
-            <w:tcBorders>
-              <w:top w:val="single" w:sz="4" w:space="0" w:color="000000"/>
-              <w:left w:val="single" w:sz="4" w:space="0" w:color="000000"/>
-              <w:bottom w:val="single" w:sz="4" w:space="0" w:color="000000"/>
-              <w:right w:val="single" w:sz="4" w:space="0" w:color="000000"/>
-            </w:tcBorders>
-            <w:vAlign w:val="center"/>
-          </w:tcPr>
-          <w:p>
-            <w:pPr>
-              <w:spacing w:before="40" w:after="40"/>
-              <w:jc w:val="left"/>
-            </w:pPr>
-            <w:r>
-              <w:rPr>
-                <w:rFonts w:ascii="Adani" w:hAnsi="Adani"/>
-                <w:b w:val="0"/>
-                <w:sz w:val="18"/>
-                <w:u w:val="none"/>
-              </w:rPr>
-              <w:t>U63000GJ2014PLC079612</w:t>
-            </w:r>
-          </w:p>
-        </w:tc>
-        <w:tc>
-          <w:tcPr>
-            <w:tcW w:type="dxa" w:w="4252"/>
-            <w:shd w:val="clear" w:color="auto" w:fill="FFFFFF"/>
-            <w:tcBorders>
-              <w:top w:val="single" w:sz="4" w:space="0" w:color="000000"/>
-              <w:left w:val="single" w:sz="4" w:space="0" w:color="000000"/>
-              <w:bottom w:val="single" w:sz="4" w:space="0" w:color="000000"/>
-              <w:right w:val="single" w:sz="4" w:space="0" w:color="000000"/>
-            </w:tcBorders>
-            <w:vAlign w:val="center"/>
-          </w:tcPr>
-          <w:p>
-            <w:pPr>
-              <w:spacing w:before="40" w:after="40"/>
-              <w:jc w:val="left"/>
-            </w:pPr>
-            <w:r>
-              <w:rPr>
-                <w:rFonts w:ascii="Adani" w:hAnsi="Adani"/>
-                <w:b w:val="0"/>
-                <w:sz w:val="18"/>
-                <w:u w:val="none"/>
-              </w:rPr>
-              <w:t>ADANI AGRI LOGISTICS (SATNA) LIMITED</w:t>
+              <w:t>ADANI AGRI LOGISTICS (HARDA) LIMITED</w:t>
             </w:r>
           </w:p>
         </w:tc>
@@ -5209,7 +5187,7 @@
                 <w:sz w:val="18"/>
                 <w:u w:val="none"/>
               </w:rPr>
-              <w:t>U63023GJ2014PLC079601</w:t>
+              <w:t>U63000GJ2014PLC079612</w:t>
             </w:r>
           </w:p>
         </w:tc>
@@ -5237,7 +5215,7 @@
                 <w:sz w:val="18"/>
                 <w:u w:val="none"/>
               </w:rPr>
-              <w:t>ADANI AGRI LOGISTICS (HARDA) LIMITED</w:t>
+              <w:t>ADANI AGRI LOGISTICS (SATNA) LIMITED</w:t>
             </w:r>
           </w:p>
         </w:tc>
@@ -5408,120 +5386,6 @@
                 <w:u w:val="none"/>
               </w:rPr>
               <w:t>21/03/2014</w:t>
-            </w:r>
-          </w:p>
-        </w:tc>
-      </w:tr>
-      <w:tr>
-        <w:tc>
-          <w:tcPr>
-            <w:tcW w:type="dxa" w:w="2268"/>
-            <w:shd w:val="clear" w:color="auto" w:fill="FFFFFF"/>
-            <w:tcBorders>
-              <w:top w:val="single" w:sz="4" w:space="0" w:color="000000"/>
-              <w:left w:val="single" w:sz="4" w:space="0" w:color="000000"/>
-              <w:bottom w:val="single" w:sz="4" w:space="0" w:color="000000"/>
-              <w:right w:val="single" w:sz="4" w:space="0" w:color="000000"/>
-            </w:tcBorders>
-            <w:vAlign w:val="center"/>
-          </w:tcPr>
-          <w:p>
-            <w:pPr>
-              <w:spacing w:before="40" w:after="40"/>
-              <w:jc w:val="left"/>
-            </w:pPr>
-            <w:r>
-              <w:rPr>
-                <w:rFonts w:ascii="Adani" w:hAnsi="Adani"/>
-                <w:b w:val="0"/>
-                <w:sz w:val="18"/>
-                <w:u w:val="none"/>
-              </w:rPr>
-              <w:t>U15143GJ2011PTC064651</w:t>
-            </w:r>
-          </w:p>
-        </w:tc>
-        <w:tc>
-          <w:tcPr>
-            <w:tcW w:type="dxa" w:w="4252"/>
-            <w:shd w:val="clear" w:color="auto" w:fill="FFFFFF"/>
-            <w:tcBorders>
-              <w:top w:val="single" w:sz="4" w:space="0" w:color="000000"/>
-              <w:left w:val="single" w:sz="4" w:space="0" w:color="000000"/>
-              <w:bottom w:val="single" w:sz="4" w:space="0" w:color="000000"/>
-              <w:right w:val="single" w:sz="4" w:space="0" w:color="000000"/>
-            </w:tcBorders>
-            <w:vAlign w:val="center"/>
-          </w:tcPr>
-          <w:p>
-            <w:pPr>
-              <w:spacing w:before="40" w:after="40"/>
-              <w:jc w:val="left"/>
-            </w:pPr>
-            <w:r>
-              <w:rPr>
-                <w:rFonts w:ascii="Adani" w:hAnsi="Adani"/>
-                <w:b w:val="0"/>
-                <w:sz w:val="18"/>
-                <w:u w:val="none"/>
-              </w:rPr>
-              <w:t>AWN AGRO PRIVATE LIMITED</w:t>
-            </w:r>
-          </w:p>
-        </w:tc>
-        <w:tc>
-          <w:tcPr>
-            <w:tcW w:type="dxa" w:w="1587"/>
-            <w:shd w:val="clear" w:color="auto" w:fill="FFFFFF"/>
-            <w:tcBorders>
-              <w:top w:val="single" w:sz="4" w:space="0" w:color="000000"/>
-              <w:left w:val="single" w:sz="4" w:space="0" w:color="000000"/>
-              <w:bottom w:val="single" w:sz="4" w:space="0" w:color="000000"/>
-              <w:right w:val="single" w:sz="4" w:space="0" w:color="000000"/>
-            </w:tcBorders>
-            <w:vAlign w:val="center"/>
-          </w:tcPr>
-          <w:p>
-            <w:pPr>
-              <w:spacing w:before="40" w:after="40"/>
-              <w:jc w:val="left"/>
-            </w:pPr>
-            <w:r>
-              <w:rPr>
-                <w:rFonts w:ascii="Adani" w:hAnsi="Adani"/>
-                <w:b w:val="0"/>
-                <w:sz w:val="18"/>
-                <w:u w:val="none"/>
-              </w:rPr>
-              <w:t>Director</w:t>
-            </w:r>
-          </w:p>
-        </w:tc>
-        <w:tc>
-          <w:tcPr>
-            <w:tcW w:type="dxa" w:w="1304"/>
-            <w:shd w:val="clear" w:color="auto" w:fill="FFFFFF"/>
-            <w:tcBorders>
-              <w:top w:val="single" w:sz="4" w:space="0" w:color="000000"/>
-              <w:left w:val="single" w:sz="4" w:space="0" w:color="000000"/>
-              <w:bottom w:val="single" w:sz="4" w:space="0" w:color="000000"/>
-              <w:right w:val="single" w:sz="4" w:space="0" w:color="000000"/>
-            </w:tcBorders>
-            <w:vAlign w:val="center"/>
-          </w:tcPr>
-          <w:p>
-            <w:pPr>
-              <w:spacing w:before="40" w:after="40"/>
-              <w:jc w:val="left"/>
-            </w:pPr>
-            <w:r>
-              <w:rPr>
-                <w:rFonts w:ascii="Adani" w:hAnsi="Adani"/>
-                <w:b w:val="0"/>
-                <w:sz w:val="18"/>
-                <w:u w:val="none"/>
-              </w:rPr>
-              <w:t>14/03/2012</w:t>
             </w:r>
           </w:p>
         </w:tc>

--- a/Backend/Director_Disclosure/Output_Disclosures/2024-25/PARAMPUJYA_SOLAR_ENERGY_LIMITED/MBP-1/MBP1_DHAVAL_BHAVIKBHAI_SHAH_02320719.docx
+++ b/Backend/Director_Disclosure/Output_Disclosures/2024-25/PARAMPUJYA_SOLAR_ENERGY_LIMITED/MBP-1/MBP1_DHAVAL_BHAVIKBHAI_SHAH_02320719.docx
@@ -1846,7 +1846,7 @@
                 <w:sz w:val="18"/>
                 <w:u w:val="none"/>
               </w:rPr>
-              <w:t>Date:   15th May, 2026</w:t>
+              <w:t>Date:   27th May, 2026</w:t>
             </w:r>
           </w:p>
         </w:tc>
@@ -2883,7 +2883,7 @@
                 <w:sz w:val="18"/>
                 <w:u w:val="none"/>
               </w:rPr>
-              <w:t>Date:   15th May, 2026</w:t>
+              <w:t>Date:   27th May, 2026</w:t>
             </w:r>
           </w:p>
         </w:tc>
@@ -3044,7 +3044,7 @@
           <w:sz w:val="20"/>
           <w:u w:val="none"/>
         </w:rPr>
-        <w:t>15th May, 2026</w:t>
+        <w:t>27th May, 2026</w:t>
       </w:r>
     </w:p>
     <w:p>

--- a/Backend/Director_Disclosure/Output_Disclosures/2024-25/PARAMPUJYA_SOLAR_ENERGY_LIMITED/MBP-1/MBP1_DHAVAL_BHAVIKBHAI_SHAH_02320719.docx
+++ b/Backend/Director_Disclosure/Output_Disclosures/2024-25/PARAMPUJYA_SOLAR_ENERGY_LIMITED/MBP-1/MBP1_DHAVAL_BHAVIKBHAI_SHAH_02320719.docx
@@ -815,7 +815,7 @@
                 <w:sz w:val="18"/>
                 <w:u w:val="none"/>
               </w:rPr>
-              <w:t>ADANI AGRI LOGISTICS (UJJAIN) LIMITED</w:t>
+              <w:t>ADANI AGRI LOGISTICS (DEWAS) LIMITED</w:t>
             </w:r>
           </w:p>
         </w:tc>
@@ -957,7 +957,7 @@
                 <w:sz w:val="18"/>
                 <w:u w:val="none"/>
               </w:rPr>
-              <w:t>ADANI AGRI LOGISTICS (DEWAS) LIMITED</w:t>
+              <w:t>ADANI AGRI LOGISTICS (UJJAIN) LIMITED</w:t>
             </w:r>
           </w:p>
         </w:tc>
@@ -1846,7 +1846,7 @@
                 <w:sz w:val="18"/>
                 <w:u w:val="none"/>
               </w:rPr>
-              <w:t>Date:   27th May, 2026</w:t>
+              <w:t>Date:   09th June, 2026</w:t>
             </w:r>
           </w:p>
         </w:tc>
@@ -2883,7 +2883,7 @@
                 <w:sz w:val="18"/>
                 <w:u w:val="none"/>
               </w:rPr>
-              <w:t>Date:   27th May, 2026</w:t>
+              <w:t>Date:   09th June, 2026</w:t>
             </w:r>
           </w:p>
         </w:tc>
@@ -3044,7 +3044,7 @@
           <w:sz w:val="20"/>
           <w:u w:val="none"/>
         </w:rPr>
-        <w:t>27th May, 2026</w:t>
+        <w:t>09th June, 2026</w:t>
       </w:r>
     </w:p>
     <w:p>
@@ -3134,7 +3134,7 @@
           <w:sz w:val="20"/>
           <w:u w:val="none"/>
         </w:rPr>
-        <w:t>ADANI AGRI LOGISTICS (UJJAIN) LIMITED</w:t>
+        <w:t>ADANI AGRI LOGISTICS (DEWAS) LIMITED</w:t>
       </w:r>
     </w:p>
     <w:p>
@@ -3149,7 +3149,7 @@
           <w:sz w:val="20"/>
           <w:u w:val="none"/>
         </w:rPr>
-        <w:t>ADANI AGRI LOGISTICS (DEWAS) LIMITED</w:t>
+        <w:t>ADANI AGRI LOGISTICS (UJJAIN) LIMITED</w:t>
       </w:r>
     </w:p>
     <w:p>
@@ -3315,7 +3315,7 @@
           <w:sz w:val="20"/>
           <w:u w:val="none"/>
         </w:rPr>
-        <w:t>ADANI AGRI LOGISTICS (UJJAIN) LIMITED</w:t>
+        <w:t>ADANI AGRI LOGISTICS (DEWAS) LIMITED</w:t>
       </w:r>
     </w:p>
     <w:p>
@@ -3330,7 +3330,7 @@
           <w:sz w:val="20"/>
           <w:u w:val="none"/>
         </w:rPr>
-        <w:t>ADANI AGRI LOGISTICS (DEWAS) LIMITED</w:t>
+        <w:t>ADANI AGRI LOGISTICS (UJJAIN) LIMITED</w:t>
       </w:r>
     </w:p>
     <w:p>
@@ -4731,7 +4731,7 @@
                 <w:sz w:val="18"/>
                 <w:u w:val="none"/>
               </w:rPr>
-              <w:t>U63000GJ2014PLC079619</w:t>
+              <w:t>U63090GJ2014PLC079629</w:t>
             </w:r>
           </w:p>
         </w:tc>
@@ -4759,7 +4759,7 @@
                 <w:sz w:val="18"/>
                 <w:u w:val="none"/>
               </w:rPr>
-              <w:t>ADANI AGRI LOGISTICS (UJJAIN) LIMITED</w:t>
+              <w:t>ADANI AGRI LOGISTICS (DEWAS) LIMITED</w:t>
             </w:r>
           </w:p>
         </w:tc>
@@ -4845,7 +4845,7 @@
                 <w:sz w:val="18"/>
                 <w:u w:val="none"/>
               </w:rPr>
-              <w:t>U63090GJ2014PLC079629</w:t>
+              <w:t>U63000GJ2014PLC079619</w:t>
             </w:r>
           </w:p>
         </w:tc>
@@ -4873,7 +4873,7 @@
                 <w:sz w:val="18"/>
                 <w:u w:val="none"/>
               </w:rPr>
-              <w:t>ADANI AGRI LOGISTICS (DEWAS) LIMITED</w:t>
+              <w:t>ADANI AGRI LOGISTICS (UJJAIN) LIMITED</w:t>
             </w:r>
           </w:p>
         </w:tc>
